--- a/supabase/sample/files/pathology-notes-vol-1.docx
+++ b/supabase/sample/files/pathology-notes-vol-1.docx
@@ -19,6 +19,15 @@
           <w:sz w:val="22"/>
         </w:rPr>
         <w:t xml:space="preserve">Vol. 1 · Cell Injury &amp; Inflammation</w:t>
+      </w:r>
+    </w:p>
+    <w:p>
+      <w:r>
+        <w:rPr>
+          <w:color w:val="2B579A"/>
+          <w:sz w:val="22"/>
+        </w:rPr>
+        <w:t xml:space="preserve">Published by Fritz Rjhay Dela Cruz</w:t>
       </w:r>
     </w:p>
     <w:p>
@@ -169,7 +178,7 @@
           <w:color w:val="64748B"/>
           <w:sz w:val="22"/>
         </w:rPr>
-        <w:t xml:space="preserve">Sample document for the MedNotes reader.</w:t>
+        <w:t xml:space="preserve">Sample document · © Fritz Rjhay Dela Cruz</w:t>
       </w:r>
     </w:p>
     <w:sectPr/>

--- a/supabase/sample/files/pathology-notes-vol-1.docx
+++ b/supabase/sample/files/pathology-notes-vol-1.docx
@@ -27,7 +27,7 @@
           <w:color w:val="2B579A"/>
           <w:sz w:val="22"/>
         </w:rPr>
-        <w:t xml:space="preserve">Published by Fritz Rjhay Dela Cruz</w:t>
+        <w:t xml:space="preserve">Published by MedNotes Publishing</w:t>
       </w:r>
     </w:p>
     <w:p>
@@ -178,7 +178,7 @@
           <w:color w:val="64748B"/>
           <w:sz w:val="22"/>
         </w:rPr>
-        <w:t xml:space="preserve">Sample document · © Fritz Rjhay Dela Cruz</w:t>
+        <w:t xml:space="preserve">Sample document · © MedNotes Publishing</w:t>
       </w:r>
     </w:p>
     <w:sectPr/>
